--- a/Requirement/白皮书.docx
+++ b/Requirement/白皮书.docx
@@ -14,11 +14,11 @@
       </w:r>
     </w:p>
     <w:p>
-      <w:r>
-        <w:t>重构需求记录  2026年10月24日</w:t>
-      </w:r>
-    </w:p>
-    <w:p>
+      <w:pPr>
+        <w:rPr>
+          <w:rFonts w:hint="eastAsia"/>
+        </w:rPr>
+      </w:pPr>
       <w:r>
         <w:t>氧化铜，CuO，指 QQ 机器人及围绕该机器人进行的项目。本轮先确定产品需求，重点完善周易、众声录和鸿爪录联动，大千录暂不实现。本文记录已确认需求、文案案例及待定事项，不表示相关功能已经完成。</w:t>
       </w:r>
@@ -35,11 +35,21 @@
       </w:r>
     </w:p>
     <w:p>
+      <w:pPr>
+        <w:rPr>
+          <w:rFonts w:hint="eastAsia"/>
+        </w:rPr>
+      </w:pPr>
       <w:r>
         <w:t>有用：一切为 &lt;目标用户群&gt;服务，一定能起到帮助的作用。</w:t>
       </w:r>
     </w:p>
     <w:p>
+      <w:pPr>
+        <w:rPr>
+          <w:rFonts w:hint="eastAsia"/>
+        </w:rPr>
+      </w:pPr>
       <w:r>
         <w:t>有趣：在保证功能性的同时，还要留有一定的趣味性。</w:t>
       </w:r>
@@ -56,21 +66,41 @@
       </w:r>
     </w:p>
     <w:p>
+      <w:pPr>
+        <w:rPr>
+          <w:rFonts w:hint="eastAsia"/>
+        </w:rPr>
+      </w:pPr>
       <w:r>
         <w:t>周易：每日占卜，展示卦象、变卦、塔罗、原文、生活化解读，以及卦运和福缘。</w:t>
       </w:r>
     </w:p>
     <w:p>
+      <w:pPr>
+        <w:rPr>
+          <w:rFonts w:hint="eastAsia"/>
+        </w:rPr>
+      </w:pPr>
       <w:r>
         <w:t>大千录：主要用于 Minecraft 开服，本轮暂不做。</w:t>
       </w:r>
     </w:p>
     <w:p>
+      <w:pPr>
+        <w:rPr>
+          <w:rFonts w:hint="eastAsia"/>
+        </w:rPr>
+      </w:pPr>
       <w:r>
         <w:t>鸿爪录：利用成员群名片变迁记录，为统一姓名识别提供依据。本文不取消其原有改名记录用途。</w:t>
       </w:r>
     </w:p>
     <w:p>
+      <w:pPr>
+        <w:rPr>
+          <w:rFonts w:hint="eastAsia"/>
+        </w:rPr>
+      </w:pPr>
       <w:r>
         <w:t>众声录：整理群聊中的人物、事件和接话，生成有群聊味道的回顾，保存历史并支持日期查询。</w:t>
       </w:r>
@@ -87,23 +117,43 @@
       </w:r>
     </w:p>
     <w:p>
+      <w:pPr>
+        <w:rPr>
+          <w:rFonts w:hint="eastAsia"/>
+        </w:rPr>
+      </w:pPr>
       <w:r>
         <w:t>群成员通过“@氧化铜 + 内容”交互。表达中包含明确的功能请求时执行相应指令，否则进入普通聊天。允许在命令前后添加自然语言，不要求整句严格相等。</w:t>
       </w:r>
     </w:p>
     <w:p>
+      <w:pPr>
+        <w:rPr>
+          <w:rFonts w:hint="eastAsia"/>
+        </w:rPr>
+      </w:pPr>
       <w:r>
         <w:t>示例：“今天帮我占卜吉凶吧”执行周易；“无事退朝，看看10月21日的”查询众声录；“今天怎么又没出大龙玉”进入普通聊天。</w:t>
       </w:r>
     </w:p>
     <w:p>
+      <w:pPr>
+        <w:rPr>
+          <w:rFonts w:hint="eastAsia"/>
+        </w:rPr>
+      </w:pPr>
+      <w:r>
+        <w:t>解析需识别否定、引用和询问功能：“不要占卜吉凶，陪我聊聊”“无事退朝这个功能是干什么的？”均不直接执行占卜或总结。日期有歧义或多个操作难以确定时再澄清。</w:t>
+      </w:r>
+    </w:p>
+    <w:p>
+      <w:pPr>
+        <w:rPr>
+          <w:rFonts w:hint="eastAsia"/>
+        </w:rPr>
+      </w:pPr>
       <w:r>
         <w:lastRenderedPageBreak/>
-        <w:t>解析需识别否定、引用和询问功能：“不要占卜吉凶，陪我聊聊”“无事退朝这个功能是干什么的？”均不直接执行占卜或总结。日期有歧义或多个操作难以确定时再澄清。</w:t>
-      </w:r>
-    </w:p>
-    <w:p>
-      <w:r>
         <w:br w:type="page"/>
       </w:r>
     </w:p>
@@ -120,6 +170,11 @@
       </w:r>
     </w:p>
     <w:p>
+      <w:pPr>
+        <w:rPr>
+          <w:rFonts w:hint="eastAsia"/>
+        </w:rPr>
+      </w:pPr>
       <w:r>
         <w:t>文案简洁、有古意，贴近日常生活。大家图一乐，不写空泛的事业、工作建议，不承诺真实游戏掉率或现实结果。</w:t>
       </w:r>
@@ -136,16 +191,31 @@
       </w:r>
     </w:p>
     <w:p>
+      <w:pPr>
+        <w:rPr>
+          <w:rFonts w:hint="eastAsia"/>
+        </w:rPr>
+      </w:pPr>
       <w:r>
         <w:t>依次显示本卦名称及六十四卦独立字符、动爻与是否变卦、塔罗牌与正逆位、《周易》原文、今日应事、卦运与福缘。有变卦时显示变卦名称及字符；无变卦则明确说明，无需重复同一卦象。</w:t>
       </w:r>
     </w:p>
     <w:p>
+      <w:pPr>
+        <w:rPr>
+          <w:rFonts w:hint="eastAsia"/>
+        </w:rPr>
+      </w:pPr>
       <w:r>
         <w:t>从昨天聊天中抓取具体关键词，例如大龙玉、排位连跪，结合本次卦意给出约30字的趣味建议。准确归属经历，不将别人的事情写成占卜者的经历。</w:t>
       </w:r>
     </w:p>
     <w:p>
+      <w:pPr>
+        <w:rPr>
+          <w:rFonts w:hint="eastAsia"/>
+        </w:rPr>
+      </w:pPr>
       <w:r>
         <w:t>原文从核对过的卦辞、爻辞中选择，不由 AI 编造。卦运和福缘固定放在结果最下方，采用“卦运 −3 · 福缘 68”的简洁格式。</w:t>
       </w:r>
@@ -162,11 +232,21 @@
       </w:r>
     </w:p>
     <w:p>
+      <w:pPr>
+        <w:rPr>
+          <w:rFonts w:hint="eastAsia"/>
+        </w:rPr>
+      </w:pPr>
       <w:r>
         <w:t>情境：昨天占卜者抱怨一直刷不出大龙玉。以下塔罗和数值仅用于展示，不代表对应及计分规则已经确定。</w:t>
       </w:r>
     </w:p>
     <w:p>
+      <w:pPr>
+        <w:rPr>
+          <w:rFonts w:hint="eastAsia"/>
+        </w:rPr>
+      </w:pPr>
       <w:r>
         <w:rPr>
           <w:rFonts w:ascii="Segoe UI Symbol" w:hAnsi="Segoe UI Symbol"/>
@@ -193,6 +273,11 @@
       </w:r>
     </w:p>
     <w:p>
+      <w:pPr>
+        <w:rPr>
+          <w:rFonts w:hint="eastAsia"/>
+        </w:rPr>
+      </w:pPr>
       <w:r>
         <w:t>上九动 · 有变卦</w:t>
       </w:r>
@@ -202,11 +287,21 @@
       </w:r>
     </w:p>
     <w:p>
+      <w:pPr>
+        <w:rPr>
+          <w:rFonts w:hint="eastAsia"/>
+        </w:rPr>
+      </w:pPr>
       <w:r>
         <w:t>「亢龙有悔。」</w:t>
       </w:r>
     </w:p>
     <w:p>
+      <w:pPr>
+        <w:rPr>
+          <w:rFonts w:hint="eastAsia"/>
+        </w:rPr>
+      </w:pPr>
       <w:r>
         <w:t>今日应事 · 大龙玉</w:t>
       </w:r>
@@ -216,6 +311,11 @@
       </w:r>
     </w:p>
     <w:p>
+      <w:pPr>
+        <w:rPr>
+          <w:rFonts w:hint="eastAsia"/>
+        </w:rPr>
+      </w:pPr>
       <w:r>
         <w:t>卦运 −3 · 福缘 68</w:t>
       </w:r>
@@ -233,11 +333,21 @@
       </w:r>
     </w:p>
     <w:p>
+      <w:pPr>
+        <w:rPr>
+          <w:rFonts w:hint="eastAsia"/>
+        </w:rPr>
+      </w:pPr>
       <w:r>
         <w:t>塔罗与卦象如何关联；卦运如何增减；福缘是否影响抽取概率、排行或其他玩法；关键词优先个人发言还是全群热点。这些尚未确定，不根据案例擅自实现。周易中“昨天”是否也采用凌晨4点分界，另行确认。</w:t>
       </w:r>
     </w:p>
     <w:p>
+      <w:pPr>
+        <w:rPr>
+          <w:rFonts w:hint="eastAsia"/>
+        </w:rPr>
+      </w:pPr>
       <w:r>
         <w:br w:type="page"/>
       </w:r>
@@ -255,21 +365,41 @@
       </w:r>
     </w:p>
     <w:p>
+      <w:pPr>
+        <w:rPr>
+          <w:rFonts w:hint="eastAsia"/>
+        </w:rPr>
+      </w:pPr>
       <w:r>
         <w:t>一是闲来无事看看今天有什么事，二是长时间聊天后方便回顾。重点是把聊天整理得好读、有意思，保留人物、经过与群聊味道，不一味追求极短省流。</w:t>
       </w:r>
     </w:p>
     <w:p>
+      <w:pPr>
+        <w:rPr>
+          <w:rFonts w:hint="eastAsia"/>
+        </w:rPr>
+      </w:pPr>
       <w:r>
         <w:t>按事件分段，每段一个短标题。写清谁起了话头、谁接了什么、话题怎么发展和收场。关键原话放回对应情节，让笑点有来由。</w:t>
       </w:r>
     </w:p>
     <w:p>
+      <w:pPr>
+        <w:rPr>
+          <w:rFonts w:hint="eastAsia"/>
+        </w:rPr>
+      </w:pPr>
       <w:r>
         <w:t>可以自然调侃，但不编造故事、人物情绪或战绩，不把起哄当事实。不写“进行了热烈讨论”等空话，不强制金句、结论和古风收尾，不固定三条或机械限制字数。</w:t>
       </w:r>
     </w:p>
     <w:p>
+      <w:pPr>
+        <w:rPr>
+          <w:rFonts w:hint="eastAsia"/>
+        </w:rPr>
+      </w:pPr>
       <w:r>
         <w:t>众声录 · 十月二十一日</w:t>
       </w:r>
@@ -286,6 +416,11 @@
       </w:r>
     </w:p>
     <w:p>
+      <w:pPr>
+        <w:rPr>
+          <w:rFonts w:hint="eastAsia"/>
+        </w:rPr>
+      </w:pPr>
       <w:r>
         <w:t>&lt;成员A&gt;熬了三天，凌晨一点终于做完 PPT，又去“当乞丐”玩到两点。临近中午汇报，二十一页只准备了七页讲稿，正在担心会不会出乱子，&lt;成员B&gt;替剩下的部分起好了名字：“14页的自由发挥。”下午，文献汇报刚退场，物理化学月考就接上了班。</w:t>
       </w:r>
@@ -302,6 +437,11 @@
       </w:r>
     </w:p>
     <w:p>
+      <w:pPr>
+        <w:rPr>
+          <w:rFonts w:hint="eastAsia"/>
+        </w:rPr>
+      </w:pPr>
       <w:r>
         <w:t>晚上从大创怎么定级、经费怎么发聊起，&lt;成员B&gt;一路给&lt;成员C&gt;安排上了国家级、拿奖和“手搓芯片”。本人反复解释：项目刚会控车，电设课做的是模拟电路寻迹小车。解释没能拦住“厘米级芯片”“套个壳子就是芯片”，&lt;成员A&gt;最后给两人一并盖章：“你们两个都是大国工匠。”</w:t>
       </w:r>
@@ -318,6 +458,11 @@
       </w:r>
     </w:p>
     <w:p>
+      <w:pPr>
+        <w:rPr>
+          <w:rFonts w:hint="eastAsia"/>
+        </w:rPr>
+      </w:pPr>
       <w:r>
         <w:t>讨论中途，&lt;成员A&gt;发现群名片长到手表上根本辨不出发送者，要求&lt;成员B&gt;改回去。对方问改成什么，&lt;成员C&gt;顺势接了一句“你当我儿子吧”。正经的改名诉求，又被带去了别处。</w:t>
       </w:r>
@@ -335,11 +480,21 @@
       </w:r>
     </w:p>
     <w:p>
+      <w:pPr>
+        <w:rPr>
+          <w:rFonts w:hint="eastAsia"/>
+        </w:rPr>
+      </w:pPr>
       <w:r>
         <w:t>&lt;成员D&gt;回来发现消息太多，喊人帮忙总结。&lt;成员C&gt;给出的版本是：“说的大创”“还有&lt;成员E&gt;狗叫”。大家这才又想起暂时停摆的氧化铜；&lt;成员D&gt;得知连占卜也用不了，马上提出：“那直接给我加100吧。”</w:t>
       </w:r>
     </w:p>
     <w:p>
+      <w:pPr>
+        <w:rPr>
+          <w:rFonts w:hint="eastAsia"/>
+        </w:rPr>
+      </w:pPr>
       <w:r>
         <w:br w:type="page"/>
       </w:r>
@@ -368,16 +523,31 @@
       </w:r>
     </w:p>
     <w:p>
+      <w:pPr>
+        <w:rPr>
+          <w:rFonts w:hint="eastAsia"/>
+        </w:rPr>
+      </w:pPr>
       <w:r>
         <w:t>时区为 Asia/Shanghai，即北京时间。日期D覆盖区间为[D日04:00, D次日04:00)，开始时刻计入，结束时刻不计入。凌晨00:00至03:59的消息归前一天。</w:t>
       </w:r>
     </w:p>
     <w:p>
+      <w:pPr>
+        <w:rPr>
+          <w:rFonts w:hint="eastAsia"/>
+        </w:rPr>
+      </w:pPr>
       <w:r>
         <w:t>例如10月24日的总结覆盖10月24日04:00至10月25日04:00之前的聊天。凌晨4点是日期分界，不是自动发送时间，本轮不新增定时发送。</w:t>
       </w:r>
     </w:p>
     <w:p>
+      <w:pPr>
+        <w:rPr>
+          <w:rFonts w:hint="eastAsia"/>
+        </w:rPr>
+      </w:pPr>
       <w:r>
         <w:t>无日期的“无事退朝”总结当前所属日期从04:00到触发时刻的聊天。例如10月25日02:00触发时，仍生成10月24日的总结。</w:t>
       </w:r>
@@ -394,21 +564,41 @@
       </w:r>
     </w:p>
     <w:p>
+      <w:pPr>
+        <w:rPr>
+          <w:rFonts w:hint="eastAsia"/>
+        </w:rPr>
+      </w:pPr>
       <w:r>
         <w:t>每次成功生成的总结都保存，记录所属群、归属日期、实际覆盖起止时间、生成时间和正文。同一天生成多次，保留各个版本，不覆盖旧版。</w:t>
       </w:r>
     </w:p>
     <w:p>
+      <w:pPr>
+        <w:rPr>
+          <w:rFonts w:hint="eastAsia"/>
+        </w:rPr>
+      </w:pPr>
       <w:r>
         <w:t>“@氧化铜 无事退朝 2026-10-21”查询指定日期的历史总结；支持“看看昨天的无事退朝”等自然说法。相对日期以当前所属总结日期为基准，返回时显示解析后的明确日期。未写年份且存在歧义时澄清。</w:t>
       </w:r>
     </w:p>
     <w:p>
+      <w:pPr>
+        <w:rPr>
+          <w:rFonts w:hint="eastAsia"/>
+        </w:rPr>
+      </w:pPr>
       <w:r>
         <w:t>默认读取覆盖时间最晚的版本，同覆盖范围优先最新生成版本。展示实际覆盖范围，不能将中途生成的总结误标为完整全天。历史查询仅查询当前群，已有总结直接读取，不再次调用 AI。</w:t>
       </w:r>
     </w:p>
     <w:p>
+      <w:pPr>
+        <w:rPr>
+          <w:rFonts w:hint="eastAsia"/>
+        </w:rPr>
+      </w:pPr>
       <w:r>
         <w:t>没有存档但保留了相应聊天记录时，补生成并保存；两者都没有时明确说明暂无记录，不编造内容。</w:t>
       </w:r>
@@ -425,6 +615,11 @@
       </w:r>
     </w:p>
     <w:p>
+      <w:pPr>
+        <w:rPr>
+          <w:rFonts w:hint="eastAsia"/>
+        </w:rPr>
+      </w:pPr>
       <w:r>
         <w:t>10月25日03:59的消息归10月24日，04:00的消息归10月25日。指定“10月24日”查</w:t>
       </w:r>
@@ -434,11 +629,21 @@
       </w:r>
     </w:p>
     <w:p>
+      <w:pPr>
+        <w:rPr>
+          <w:rFonts w:hint="eastAsia"/>
+        </w:rPr>
+      </w:pPr>
       <w:r>
         <w:t>文案案例中的凌晨做 PPT 属于前一天；若本日稍后聊天明确回顾这件事，可作为事件背景出现。案例不是日期过滤测试数据，正式采集验收要单独验证4点边界。</w:t>
       </w:r>
     </w:p>
     <w:p>
+      <w:pPr>
+        <w:rPr>
+          <w:rFonts w:hint="eastAsia"/>
+        </w:rPr>
+      </w:pPr>
       <w:r>
         <w:br w:type="page"/>
       </w:r>
@@ -467,21 +672,41 @@
       </w:r>
     </w:p>
     <w:p>
+      <w:pPr>
+        <w:rPr>
+          <w:rFonts w:hint="eastAsia"/>
+        </w:rPr>
+      </w:pPr>
       <w:r>
         <w:t>程序内部以稳定身份关联成员；前端管理显示名，手动设置优先，默认取成员群名片前四字。群名片不足四字保留全名；缺少群名片时建议回退 QQ 昵称，重名时区分并提示配置。</w:t>
       </w:r>
     </w:p>
     <w:p>
+      <w:pPr>
+        <w:rPr>
+          <w:rFonts w:hint="eastAsia"/>
+        </w:rPr>
+      </w:pPr>
       <w:r>
         <w:t>鸿爪录提供当前和历史群名片，使同一人改名前后的记录持续关联。发送者、@对象和回复对象由程序确定身份，再统一转为显示名交给 AI，不让 AI 自行查 ID 对照表。正文提到旧名字可辅助理解，但重名、指向不明时不强行认人。</w:t>
       </w:r>
     </w:p>
     <w:p>
+      <w:pPr>
+        <w:rPr>
+          <w:rFonts w:hint="eastAsia"/>
+        </w:rPr>
+      </w:pPr>
       <w:r>
         <w:t>示例：某人曾叫“&lt;旧昵称1&gt;”“&lt;旧昵称2&gt;”，前端显示名设为“&lt;显示名&gt;”。预处理后的聊天如下：</w:t>
       </w:r>
     </w:p>
     <w:p>
+      <w:pPr>
+        <w:rPr>
+          <w:rFonts w:hint="eastAsia"/>
+        </w:rPr>
+      </w:pPr>
       <w:r>
         <w:t>[21:03] &lt;显示名&gt;：刷了一晚上，大龙玉一颗没出。</w:t>
       </w:r>
@@ -495,6 +720,11 @@
       </w:r>
     </w:p>
     <w:p>
+      <w:pPr>
+        <w:rPr>
+          <w:rFonts w:hint="eastAsia"/>
+        </w:rPr>
+      </w:pPr>
       <w:r>
         <w:t>此身份处理同时服务众声录和周易。</w:t>
       </w:r>
@@ -511,27 +741,52 @@
       </w:r>
     </w:p>
     <w:p>
+      <w:pPr>
+        <w:rPr>
+          <w:rFonts w:hint="eastAsia"/>
+        </w:rPr>
+      </w:pPr>
       <w:r>
         <w:t>收到图片后先按文件标识或 URL 查询缓存；未命中时获取图片，识别后保存文字描述，再填入聊天记录。后续相同图片复用描述，不重复读取和识别。</w:t>
       </w:r>
     </w:p>
     <w:p>
+      <w:pPr>
+        <w:rPr>
+          <w:rFonts w:hint="eastAsia"/>
+        </w:rPr>
+      </w:pPr>
       <w:r>
         <w:t>优先验证 NapCat 文件标识的稳定性。URL可能过期或变化，只作为获取地址与辅助索引；下载后可按内容哈希去重。不要等到次日才第一次处理临时图片链接。</w:t>
       </w:r>
     </w:p>
     <w:p>
+      <w:pPr>
+        <w:rPr>
+          <w:rFonts w:hint="eastAsia"/>
+        </w:rPr>
+      </w:pPr>
       <w:r>
         <w:t>图片缓存记录画面、配字和相关事实，不把某次聊天中的情绪解读永久绑定到图片。普通 QQ 表情映射为名称，图片表情识图；动画表情的关键帧处理作为待验证方案。失败标记为待重试，前端可修改描述或重新识别。</w:t>
       </w:r>
     </w:p>
     <w:p>
+      <w:pPr>
+        <w:rPr>
+          <w:rFonts w:hint="eastAsia"/>
+        </w:rPr>
+      </w:pPr>
       <w:r>
         <w:lastRenderedPageBreak/>
         <w:t>示例缓存：类型为表情包；画面为猫咪瞪大眼睛；配字为“不是哥们”。进入聊天时呈现为：</w:t>
       </w:r>
     </w:p>
     <w:p>
+      <w:pPr>
+        <w:rPr>
+          <w:rFonts w:hint="eastAsia"/>
+        </w:rPr>
+      </w:pPr>
       <w:r>
         <w:t>[21:03] &lt;显示名&gt;：终于出了！</w:t>
       </w:r>
@@ -549,11 +804,21 @@
       </w:r>
     </w:p>
     <w:p>
+      <w:pPr>
+        <w:rPr>
+          <w:rFonts w:hint="eastAsia"/>
+        </w:rPr>
+      </w:pPr>
       <w:r>
         <w:t>识图看不清时保留不确定性，不补造掉落结果；图片里的文字作为聊天材料，不作为系统指令。</w:t>
       </w:r>
     </w:p>
     <w:p>
+      <w:pPr>
+        <w:rPr>
+          <w:rFonts w:hint="eastAsia"/>
+        </w:rPr>
+      </w:pPr>
       <w:r>
         <w:br w:type="page"/>
       </w:r>
@@ -571,11 +836,21 @@
       </w:r>
     </w:p>
     <w:p>
+      <w:pPr>
+        <w:rPr>
+          <w:rFonts w:hint="eastAsia"/>
+        </w:rPr>
+      </w:pPr>
       <w:r>
         <w:t>计划接入 DeepSeek（DS）。使用已认可的原聊天片段与理想成稿作为风格参考，不仅依靠“幽默、有趣、简洁”等抽象要求。具体模型与接入服务商待确认。</w:t>
       </w:r>
     </w:p>
     <w:p>
+      <w:pPr>
+        <w:rPr>
+          <w:rFonts w:hint="eastAsia"/>
+        </w:rPr>
+      </w:pPr>
       <w:r>
         <w:t>先验证一次调用直接生成；若频繁混淆人物、误读玩笑，再考虑分成事件整理和文案生成两步。是否拆分以测试结果决定，不预先锁定复杂链路。</w:t>
       </w:r>
@@ -592,6 +867,11 @@
       </w:r>
     </w:p>
     <w:p>
+      <w:pPr>
+        <w:rPr>
+          <w:rFonts w:hint="eastAsia"/>
+        </w:rPr>
+      </w:pPr>
       <w:r>
         <w:t>能说明“十四页自由发挥”的来由；能区分“手搓芯片”的起哄与实际课程内容；能保留人工总结顶班、讨要100气运等片段；不将群名片包含的他人名字误当发送者身份。</w:t>
       </w:r>
@@ -608,11 +888,21 @@
       </w:r>
     </w:p>
     <w:p>
+      <w:pPr>
+        <w:rPr>
+          <w:rFonts w:hint="eastAsia"/>
+        </w:rPr>
+      </w:pPr>
       <w:r>
         <w:t>以 NapCat 真实样本验证身份关联、改名、@、回复、图片、表情和缓存复用。验证凌晨4点边界、多版本留档、指定日期查询、跨群隔离以及普通聊天与指令区分。</w:t>
       </w:r>
     </w:p>
     <w:p>
+      <w:pPr>
+        <w:rPr>
+          <w:rFonts w:hint="eastAsia"/>
+        </w:rPr>
+      </w:pPr>
       <w:r>
         <w:t>用户手动复制的文本不能用于证明 NapCat 的实际结构、身份解析效果或图片完整性。文案案例未经过 DS 实测，不作模型效果保证。</w:t>
       </w:r>
@@ -629,6 +919,11 @@
       </w:r>
     </w:p>
     <w:p>
+      <w:pPr>
+        <w:rPr>
+          <w:rFonts w:hint="eastAsia"/>
+        </w:rPr>
+      </w:pPr>
       <w:r>
         <w:t>周易的塔罗对应、卦运计分、福缘用途、关键词取用优先级及昨天的时间口径；DeepSeek具体模型和服务商；图片缓存保留期限与动画处理细节。总结默认范围已确定为当前所属日期，不再列为待定。</w:t>
       </w:r>
@@ -645,6 +940,11 @@
       </w:r>
     </w:p>
     <w:p>
+      <w:pPr>
+        <w:rPr>
+          <w:rFonts w:hint="eastAsia"/>
+        </w:rPr>
+      </w:pPr>
       <w:r>
         <w:t>NapCat 消息格式：https://napneko.github.io/develop/msg</w:t>
       </w:r>
@@ -661,6 +961,11 @@
       </w:r>
     </w:p>
     <w:p>
+      <w:pPr>
+        <w:rPr>
+          <w:rFonts w:hint="eastAsia"/>
+        </w:rPr>
+      </w:pPr>
       <w:r>
         <w:t>文档查询确认 NapCat 具备图片及表情消息获取能力；具体字段可用性、文件标识稳定性和模型图片支持，以实际部署版本与接口测试为准。</w:t>
       </w:r>
